--- a/en/wisdom-stories/you-cannot-descend-a-well-on-his-rope.docx
+++ b/en/wisdom-stories/you-cannot-descend-a-well-on-his-rope.docx
@@ -4,134 +4,72 @@
   <w:body>
     <w:p>
       <w:pPr>
-        <w:spacing w:before="0" w:after="60"/>
-        <w:jc w:val="left"/>
+        <w:pStyle w:val="Title"/>
       </w:pPr>
       <w:r>
-        <w:rPr>
-          <w:rFonts w:ascii="Arial" w:hAnsi="Arial" w:eastAsia="Arial"/>
-          <w:i w:val="0"/>
-          <w:color w:val="000000"/>
-          <w:sz w:val="52"/>
-        </w:rPr>
-        <w:t>You can't go down a well with his rope</w:t>
+        <w:t>Would You Trust His Rope?</w:t>
+      </w:r>
+    </w:p>
+    <w:p>
+      <w:pPr/>
+      <w:r>
+        <w:t>A ropemaker named Ali worked carelessly, producing weak ropes that often snapped and caused accidents. People began calling him “Ali of the rotten ropes.”</w:t>
+      </w:r>
+    </w:p>
+    <w:p>
+      <w:pPr/>
+      <w:r>
+        <w:t>One day, a sheep fell into a well. A neighbor offered to climb down, but hesitated when he saw the rope the owner handed him.</w:t>
       </w:r>
     </w:p>
     <w:p>
       <w:pPr>
-        <w:jc w:val="left"/>
+        <w:spacing w:after="80"/>
       </w:pPr>
       <w:r>
-        <w:rPr>
-          <w:rFonts w:ascii="Arial" w:hAnsi="Arial" w:eastAsia="Arial"/>
-          <w:i w:val="0"/>
-          <w:color w:val="000000"/>
-          <w:sz w:val="22"/>
-        </w:rPr>
-        <w:t>Once upon a time, there was a master named Ali who was busy making rope from flax fibers. Since he didn't do his job well, the ropes he made often turned out rotten. He was even called "Master Ali, the rotten rope." Master Ali's ropes often broke and caused many accidents.</w:t>
+        <w:t>“I know this rope. Ali made it. You can’t go down a well on one of his ropes.”</w:t>
       </w:r>
     </w:p>
     <w:p>
       <w:pPr>
-        <w:jc w:val="left"/>
+        <w:keepNext/>
+        <w:spacing w:after="80"/>
       </w:pPr>
       <w:r>
-        <w:rPr>
-          <w:rFonts w:ascii="Arial" w:hAnsi="Arial" w:eastAsia="Arial"/>
-          <w:i w:val="0"/>
-          <w:color w:val="000000"/>
-          <w:sz w:val="22"/>
-        </w:rPr>
-        <w:t>One day, a sheep fell into a deep well. An acquaintance, intending to go down the well to get his sheep out, asked the sheep's owner for a rope, but he didn't like the rope he was given:</w:t>
+        <w:t>“Oh, you can go down,” the owner replied with a smile. “Getting back up is what I can’t promise.”</w:t>
       </w:r>
     </w:p>
     <w:p>
       <w:pPr>
-        <w:jc w:val="left"/>
+        <w:keepNext/>
+        <w:keepLines/>
+        <w:spacing w:before="160"/>
       </w:pPr>
       <w:r>
         <w:rPr>
-          <w:rFonts w:ascii="Arial" w:hAnsi="Arial" w:eastAsia="Arial"/>
-          <w:i w:val="0"/>
-          <w:color w:val="000000"/>
-          <w:sz w:val="22"/>
+          <w:b/>
         </w:rPr>
-        <w:t>— I know this rope. This is Master Ali's work. You can't go down the well with his rope, he complained.</w:t>
+        <w:t>Moral:</w:t>
+      </w:r>
+      <w:r>
+        <w:t xml:space="preserve"> A person gains or loses trust in his name by the quality of his work. Once trust is shaken, it is very difficult to restore it.</w:t>
       </w:r>
     </w:p>
     <w:p>
       <w:pPr>
-        <w:jc w:val="left"/>
+        <w:spacing w:after="80"/>
       </w:pPr>
       <w:r>
         <w:rPr>
-          <w:rFonts w:ascii="Arial" w:hAnsi="Arial" w:eastAsia="Arial"/>
-          <w:i w:val="0"/>
-          <w:color w:val="000000"/>
-          <w:sz w:val="22"/>
+          <w:i/>
+          <w:sz w:val="18"/>
         </w:rPr>
-        <w:t>— Don't be unfair. Why, you can go down the well with Master Ali's rope; but I can't say whether you can get out of there with the same rope, I can't say," the sheep's owner replied with a smile.</w:t>
-      </w:r>
-    </w:p>
-    <w:p>
-      <w:pPr>
-        <w:pStyle w:val="Moral"/>
-        <w:keepNext/>
-        <w:keepLines/>
-        <w:widowControl/>
-        <w:spacing w:before="240" w:after="180" w:line="283" w:lineRule="auto"/>
-        <w:ind w:left="240" w:right="240"/>
-        <w:jc w:val="left"/>
-        <w:pBdr>
-          <w:top w:val="single" w:sz="8" w:space="7" w:color="E8D59A"/>
-          <w:left w:val="single" w:sz="32" w:space="11" w:color="C6A23A"/>
-          <w:bottom w:val="single" w:sz="8" w:space="7" w:color="E8D59A"/>
-          <w:right w:val="single" w:sz="8" w:space="11" w:color="E8D59A"/>
-        </w:pBdr>
-        <w:shd w:val="clear" w:color="auto" w:fill="FFF8E1"/>
-      </w:pPr>
-      <w:r>
-        <w:rPr>
-          <w:rFonts w:ascii="Arial" w:hAnsi="Arial" w:eastAsia="Arial" w:cs="Arial"/>
-          <w:b/>
-          <w:i w:val="0"/>
-          <w:color w:val="9A7417"/>
-          <w:sz w:val="22"/>
-        </w:rPr>
-        <w:t xml:space="preserve">Moral: </w:t>
-      </w:r>
-      <w:r>
-        <w:rPr>
-          <w:rFonts w:ascii="Arial" w:hAnsi="Arial" w:eastAsia="Arial" w:cs="Arial"/>
-          <w:b w:val="0"/>
-          <w:i w:val="0"/>
-          <w:color w:val="3F3826"/>
-          <w:sz w:val="22"/>
-        </w:rPr>
-        <w:t>A person gains or loses trust in his name by the quality of his work. Once trust is shaken, it is very difficult to restore it.</w:t>
-      </w:r>
-    </w:p>
-    <w:p>
-      <w:pPr>
-        <w:keepLines/>
-        <w:widowControl/>
-        <w:spacing w:before="60" w:after="0" w:line="240" w:lineRule="auto"/>
-        <w:jc w:val="right"/>
-      </w:pPr>
-      <w:r>
-        <w:rPr>
-          <w:rFonts w:ascii="Arial" w:hAnsi="Arial" w:eastAsia="Arial" w:cs="Arial"/>
-          <w:b w:val="0"/>
-          <w:i/>
-          <w:color w:val="8A7950"/>
-          <w:sz w:val="17"/>
-        </w:rPr>
-        <w:t>The story was obtained from open Internet sources.</w:t>
+        <w:t>Source: Publicly available internet sources.</w:t>
       </w:r>
     </w:p>
     <w:sectPr>
       <w:pgSz w:w="12240" w:h="15840"/>
-      <w:pgMar w:top="1440" w:right="1440" w:bottom="1440" w:left="1440" w:header="708" w:footer="708" w:gutter="0"/>
+      <w:pgMar w:top="1080" w:right="1224" w:bottom="1080" w:left="1224" w:header="720" w:footer="720" w:gutter="0"/>
       <w:cols w:space="720"/>
       <w:docGrid w:linePitch="360"/>
     </w:sectPr>
@@ -503,12 +441,14 @@
     <w:qFormat/>
     <w:rsid w:val="00FC693F"/>
     <w:pPr>
-      <w:spacing w:before="0" w:after="160" w:line="276" w:lineRule="auto"/>
+      <w:widowControl/>
+      <w:spacing w:after="120" w:line="259" w:lineRule="auto"/>
     </w:pPr>
     <w:rPr>
-      <w:rFonts w:ascii="Arial" w:hAnsi="Arial" w:eastAsia="Arial"/>
+      <w:rFonts w:ascii="Arial" w:hAnsi="Arial"/>
       <w:color w:val="000000"/>
       <w:sz w:val="22"/>
+      <w:lang w:val="en-US"/>
     </w:rPr>
   </w:style>
   <w:style w:type="paragraph" w:styleId="Header">
@@ -852,18 +792,17 @@
     <w:qFormat/>
     <w:rsid w:val="00FC693F"/>
     <w:pPr>
-      <w:pBdr>
-        <w:bottom w:val="single" w:sz="8" w:space="4" w:color="4F81BD" w:themeColor="accent1"/>
-      </w:pBdr>
-      <w:spacing w:after="300" w:line="240" w:lineRule="auto"/>
+      <w:keepNext/>
+      <w:spacing w:after="280" w:line="240" w:lineRule="auto"/>
       <w:contextualSpacing/>
     </w:pPr>
     <w:rPr>
-      <w:rFonts w:asciiTheme="majorHAnsi" w:eastAsiaTheme="majorEastAsia" w:hAnsiTheme="majorHAnsi" w:cstheme="majorBidi"/>
-      <w:color w:val="17365D" w:themeColor="text2" w:themeShade="BF"/>
+      <w:rFonts w:asciiTheme="majorHAnsi" w:eastAsiaTheme="majorEastAsia" w:hAnsiTheme="majorHAnsi" w:cstheme="majorBidi" w:ascii="Arial" w:hAnsi="Arial"/>
+      <w:b/>
+      <w:color w:val="000000"/>
       <w:spacing w:val="5"/>
       <w:kern w:val="28"/>
-      <w:sz w:val="52"/>
+      <w:sz w:val="34"/>
       <w:szCs w:val="52"/>
     </w:rPr>
   </w:style>
@@ -1339,9 +1278,6 @@
     <w:qFormat/>
     <w:rsid w:val="00FC693F"/>
     <w:pPr>
-      <w:pBdr>
-        <w:bottom w:val="single" w:sz="4" w:space="4" w:color="4F81BD" w:themeColor="accent1"/>
-      </w:pBdr>
       <w:spacing w:before="200" w:after="280"/>
       <w:ind w:left="936" w:right="936"/>
     </w:pPr>
@@ -12192,18 +12128,6 @@
         <w:shd w:val="clear" w:color="auto" w:fill="FBCAA2" w:themeFill="accent6" w:themeFillTint="7F"/>
       </w:tcPr>
     </w:tblStylePr>
-  </w:style>
-  <w:style w:type="paragraph" w:customStyle="1" w:styleId="Moral">
-    <w:name w:val="Moral"/>
-    <w:basedOn w:val="Normal"/>
-    <w:pPr>
-      <w:spacing w:before="160" w:after="0" w:line="276" w:lineRule="auto"/>
-    </w:pPr>
-    <w:rPr>
-      <w:rFonts w:ascii="Arial" w:hAnsi="Arial" w:eastAsia="Arial"/>
-      <w:i/>
-      <w:sz w:val="22"/>
-    </w:rPr>
   </w:style>
 </w:styles>
 </file>

--- a/en/wisdom-stories/you-cannot-descend-a-well-on-his-rope.docx
+++ b/en/wisdom-stories/you-cannot-descend-a-well-on-his-rope.docx
@@ -7,19 +7,19 @@
         <w:pStyle w:val="Title"/>
       </w:pPr>
       <w:r>
-        <w:t>Would You Trust His Rope?</w:t>
+        <w:t>You Cannot Go Down a Well on His Rope</w:t>
       </w:r>
     </w:p>
     <w:p>
       <w:pPr/>
       <w:r>
-        <w:t>A ropemaker named Ali worked carelessly, producing weak ropes that often snapped and caused accidents. People began calling him “Ali of the rotten ropes.”</w:t>
+        <w:t>A master named Ali, who made ropes from flax fibers, worked carelessly, producing rotten ropes that often snapped and caused accidents. People began calling him “Ali of the rotten ropes.”</w:t>
       </w:r>
     </w:p>
     <w:p>
       <w:pPr/>
       <w:r>
-        <w:t>One day, a sheep fell into a well. A neighbor offered to climb down, but hesitated when he saw the rope the owner handed him.</w:t>
+        <w:t>One day, a lamb fell into a deep well. An acquaintance who meant to climb down asked the lamb’s owner for a rope, but he did not like the rope that was brought.</w:t>
       </w:r>
     </w:p>
     <w:p>
@@ -36,7 +36,7 @@
         <w:spacing w:after="80"/>
       </w:pPr>
       <w:r>
-        <w:t>“Oh, you can go down,” the owner replied with a smile. “Getting back up is what I can’t promise.”</w:t>
+        <w:t>“Don’t be unfair. You can go down a well on Master Ali’s rope,” the lamb’s owner answered with a smile. “Whether you can climb back out on that same rope, I cannot say.”</w:t>
       </w:r>
     </w:p>
     <w:p>
@@ -49,11 +49,9 @@
         <w:rPr>
           <w:b/>
         </w:rPr>
-        <w:t>Moral:</w:t>
+        <w:t>Moral: The quality of your work earns you trust, while poor work brings your name into disrepute. Lost trust is hard to restore.</w:t>
       </w:r>
-      <w:r>
-        <w:t xml:space="preserve"> A person gains or loses trust in his name by the quality of his work. Once trust is shaken, it is very difficult to restore it.</w:t>
-      </w:r>
+      <w:r/>
     </w:p>
     <w:p>
       <w:pPr>
@@ -64,7 +62,7 @@
           <w:i/>
           <w:sz w:val="18"/>
         </w:rPr>
-        <w:t>Source: Publicly available internet sources.</w:t>
+        <w:t>Stories are taken from open Internet sources; illustrations were created with AI.</w:t>
       </w:r>
     </w:p>
     <w:sectPr>
